--- a/livrables/lecons/2026-08-14_lecon-psychopathologie_10_troubles-conduites-alimentaires.docx
+++ b/livrables/lecons/2026-08-14_lecon-psychopathologie_10_troubles-conduites-alimentaires.docx
@@ -2423,6 +2423,34 @@
     </w:p>
     <w:p>
       <w:pPr>
+        <w:spacing w:after="80" w:before="80"/>
+      </w:pPr>
+      <w:hyperlink w:history="1" r:id="rIddsmapa20260911">
+        <w:r>
+          <w:rPr>
+            <w:rStyle w:val="Hyperlink"/>
+            <w:rFonts w:ascii="Times New Roman" w:cs="Times New Roman" w:eastAsia="Times New Roman" w:hAnsi="Times New Roman"/>
+            <w:color w:val="1155CC"/>
+            <w:sz w:val="22"/>
+            <w:szCs w:val="22"/>
+            <w:u w:val="single"/>
+          </w:rPr>
+          <w:t xml:space="preserve">DSM-5-TR (American Psychiatric Association) — page officielle du manuel</w:t>
+        </w:r>
+      </w:hyperlink>
+      <w:r>
+        <w:rPr>
+          <w:rStyle w:val="Hyperlink"/>
+          <w:rFonts w:ascii="Times New Roman" w:cs="Times New Roman" w:eastAsia="Times New Roman" w:hAnsi="Times New Roman"/>
+          <w:color w:val="1F2937"/>
+          <w:sz w:val="22"/>
+          <w:szCs w:val="22"/>
+        </w:rPr>
+        <w:t xml:space="preserve"> — l'éditeur du DSM, qui décrit le manuel, ses révisions et la différence entre DSM-5 et DSM-5-TR. Vérifiée le 11/09/2026 : HTTP 200, 21 859 caractères utiles, « DSM-5-TR » y figure 19 fois. AJOUTÉE LE 11/09/2026 : cette classification était nommée dans le corps de la leçon sans aucune adresse.</w:t>
+      </w:r>
+    </w:p>
+    <w:p>
+      <w:pPr>
         <w:pBdr>
           <w:bottom w:val="single" w:color="1B3A6B" w:sz="6"/>
         </w:pBdr>
@@ -2486,6 +2514,85 @@
       <w:pPr>
         <w:spacing w:after="100" w:before="100"/>
       </w:pPr>
+    </w:p>
+    <w:p>
+      <w:pPr>
+        <w:spacing w:after="80" w:before="80"/>
+      </w:pPr>
+      <w:r>
+        <w:rPr>
+          <w:rStyle w:val="Hyperlink"/>
+          <w:rFonts w:ascii="Times New Roman" w:cs="Times New Roman" w:eastAsia="Times New Roman" w:hAnsi="Times New Roman"/>
+          <w:b/>
+          <w:bCs/>
+          <w:color w:val="1F2937"/>
+          <w:sz w:val="22"/>
+          <w:szCs w:val="22"/>
+        </w:rPr>
+        <w:t xml:space="preserve">📝 Journal des corrections — 11 septembre 2026</w:t>
+      </w:r>
+    </w:p>
+    <w:p>
+      <w:pPr>
+        <w:spacing w:after="80" w:before="80"/>
+      </w:pPr>
+      <w:r>
+        <w:rPr>
+          <w:rStyle w:val="Hyperlink"/>
+          <w:rFonts w:ascii="Times New Roman" w:cs="Times New Roman" w:eastAsia="Times New Roman" w:hAnsi="Times New Roman"/>
+          <w:b/>
+          <w:bCs/>
+          <w:color w:val="1F2937"/>
+          <w:sz w:val="22"/>
+          <w:szCs w:val="22"/>
+        </w:rPr>
+        <w:t xml:space="preserve">Relue le 11/09/2026 par le test d'attribution des pages, passé sur les 135 leçons du dépôt. UNE correction.</w:t>
+      </w:r>
+    </w:p>
+    <w:p>
+      <w:pPr>
+        <w:spacing w:after="80" w:before="80"/>
+      </w:pPr>
+      <w:r>
+        <w:rPr>
+          <w:rStyle w:val="Hyperlink"/>
+          <w:rFonts w:ascii="Times New Roman" w:cs="Times New Roman" w:eastAsia="Times New Roman" w:hAnsi="Times New Roman"/>
+          <w:color w:val="1F2937"/>
+          <w:sz w:val="22"/>
+          <w:szCs w:val="22"/>
+        </w:rPr>
+        <w:t xml:space="preserve">① Une nosographie était nommée sans adresse. Cette leçon invoque DSM-5 / DSM-5-TR dans son corps sans qu'aucune adresse ne figure dans ses ressources. Ce sont pourtant les instruments qui fondent ses catégories : un lecteur voulant savoir laquelle des deux classifications dit quoi — et elles divergent, notamment sur les troubles de la personnalité — devait la chercher lui-même. Le défaut est répandu dans le parcours : HUIT leçons sur quinze nommaient au moins une nosographie sans adresse — DSM-5-TR dans cinq, CIM-11 dans trois, CIM-10 dans deux, DSM-5 dans deux.</w:t>
+      </w:r>
+    </w:p>
+    <w:p>
+      <w:pPr>
+        <w:spacing w:after="80" w:before="80"/>
+      </w:pPr>
+      <w:r>
+        <w:rPr>
+          <w:rStyle w:val="Hyperlink"/>
+          <w:rFonts w:ascii="Times New Roman" w:cs="Times New Roman" w:eastAsia="Times New Roman" w:hAnsi="Times New Roman"/>
+          <w:color w:val="1F2937"/>
+          <w:sz w:val="22"/>
+          <w:szCs w:val="22"/>
+        </w:rPr>
+        <w:t xml:space="preserve">À ne pas confondre avec les quatre leçons — 02, 05, 09 et 11 — qui nommaient déjà leur classification dans le LIBELLÉ d'une ressource, à côté du lien : celles-là n'avaient aucun défaut et n'ont pas été touchées. Une première version de ce contrôle les avait signalées à tort, parce qu'elle ne cherchait le nom de la nosographie que dans l'URL — or ni icd.who.int/fr ni l'adresse de l'APA ne contiennent la chaîne cherchée. Le contrôle regarde désormais tout le texte de la section Ressources.</w:t>
+      </w:r>
+    </w:p>
+    <w:p>
+      <w:pPr>
+        <w:spacing w:after="80" w:before="80"/>
+      </w:pPr>
+      <w:r>
+        <w:rPr>
+          <w:rStyle w:val="Hyperlink"/>
+          <w:rFonts w:ascii="Times New Roman" w:cs="Times New Roman" w:eastAsia="Times New Roman" w:hAnsi="Times New Roman"/>
+          <w:color w:val="1F2937"/>
+          <w:sz w:val="22"/>
+          <w:szCs w:val="22"/>
+        </w:rPr>
+        <w:t xml:space="preserve">Ce qui a été fait. Les adresses officielles sont ajoutées, testées le 11/09/2026 : icd.who.int/fr pour la CIM-11, icd.who.int/browse10/2019/en pour la CIM-10 (3 612 caractères utiles), psychiatry.org/psychiatrists/practice/dsm pour le DSM (21 859 caractères, où « DSM-5-TR » figure dix-neuf fois). Une réserve écrite plutôt que tue : le navigateur de la CIM-11 est une application rendue côté client, qui ne sert que 808 caractères au téléchargement direct — elle donne accès à la classification, elle ne se cite pas comme une page de contenu.</w:t>
+      </w:r>
     </w:p>
     <w:p>
       <w:pPr>
